--- a/review/Strategy_Recommender_Proposal.docx
+++ b/review/Strategy_Recommender_Proposal.docx
@@ -1348,24 +1348,37 @@
           <w:vertAlign w:val="baseline"/>
         </w:rPr>
       </w:pPr>
-      <w:r>
-        <w:rPr>
-          <w:rFonts w:ascii="Arial Unicode MS" w:cs="Arial Unicode MS" w:eastAsia="Arial Unicode MS" w:hAnsi="Arial Unicode MS"/>
-          <w:b w:val="0"/>
-          <w:bCs w:val="0"/>
-          <w:i w:val="0"/>
-          <w:iCs w:val="0"/>
-          <w:smallCaps w:val="0"/>
-          <w:strike w:val="0"/>
-          <w:color w:val="000000"/>
-          <w:sz w:val="22"/>
-          <w:szCs w:val="22"/>
-          <w:u w:val="none"/>
-          <w:shd w:fill="auto" w:val="clear"/>
-          <w:vertAlign w:val="baseline"/>
-          <w:rtl w:val="0"/>
-        </w:rPr>
-        <w:t xml:space="preserve">Concretely: given a player's identity, the tournament context, the state of play through round r − 1, and the current pairing for round r, can a model predict the player's final FIDE performance rating Rp more accurately than (a) a rating-bracket-mean baseline and (b) an Elo-formula baseline, and does the candidate action label contribute independent signal under controlled feature attribution?</w:t>
+      <w:sdt>
+        <w:sdtPr>
+          <w:id w:val="-437435573"/>
+          <w:tag w:val="goog_rdk_0"/>
+        </w:sdtPr>
+        <w:sdtContent>
+          <w:r>
+            <w:rPr>
+              <w:rFonts w:ascii="Arial Unicode MS" w:cs="Arial Unicode MS" w:eastAsia="Arial Unicode MS" w:hAnsi="Arial Unicode MS"/>
+              <w:b w:val="0"/>
+              <w:bCs w:val="0"/>
+              <w:i w:val="0"/>
+              <w:iCs w:val="0"/>
+              <w:smallCaps w:val="0"/>
+              <w:strike w:val="0"/>
+              <w:color w:val="000000"/>
+              <w:sz w:val="22"/>
+              <w:szCs w:val="22"/>
+              <w:u w:val="none"/>
+              <w:shd w:fill="auto" w:val="clear"/>
+              <w:vertAlign w:val="baseline"/>
+              <w:rtl w:val="0"/>
+            </w:rPr>
+            <w:t xml:space="preserve">Concretely: given a player's identity, the tournament context, the state of play through round r − 1, and the current pairing for round r, can a model predict the player's final FIDE performance rating Rp more accurately than (a) a rating-bracket-mean baseline and (b) an Elo-formula baseline, and does the candidate action label contribute independent signal under controlled feature attribution?</w:t>
+          </w:r>
+        </w:sdtContent>
+      </w:sdt>
+      <w:r>
+        <w:rPr>
+          <w:rtl w:val="0"/>
+        </w:rPr>
       </w:r>
     </w:p>
     <w:p>
@@ -1680,467 +1693,584 @@
           <w:vertAlign w:val="baseline"/>
           <w:rtl w:val="0"/>
         </w:rPr>
-        <w:t>Data. 150 FIDE-rated Swiss tournaments are scraped from chess-results.com, yielding 9,098 players and 35,728 games. Tournaments cluster in December 2025; the largest federations represented are India, Germany, Argentina, Turkey, Spain, and the United Kingdom. Field sizes range from 30 to 150 players (mean 68.4) and rounds per tournament from 6 to 11. A single pipeline was built to discover candidate events, download pairings and crosstables, parse them to SQLite, validate, engineer features, assign action labels, and train.</w:t>
-      </w:r>
-    </w:p>
-    <w:p>
-      <w:pPr>
-        <w:keepNext w:val="0"/>
-        <w:keepLines w:val="0"/>
-        <w:pageBreakBefore w:val="0"/>
-        <w:widowControl w:val="0"/>
-        <w:pBdr>
-          <w:top w:space="0" w:sz="0" w:val="nil"/>
-          <w:left w:space="0" w:sz="0" w:val="nil"/>
-          <w:bottom w:space="0" w:sz="0" w:val="nil"/>
-          <w:right w:space="0" w:sz="0" w:val="nil"/>
-          <w:between w:space="0" w:sz="0" w:val="nil"/>
-        </w:pBdr>
-        <w:shd w:fill="auto" w:val="clear"/>
-        <w:spacing w:after="0" w:before="0" w:line="276" w:lineRule="auto"/>
-        <w:ind w:left="0" w:right="0" w:firstLine="0"/>
-        <w:jc w:val="left"/>
-        <w:rPr>
-          <w:rFonts w:ascii="Arial" w:cs="Arial" w:eastAsia="Arial" w:hAnsi="Arial"/>
-          <w:b w:val="0"/>
-          <w:bCs w:val="0"/>
-          <w:i w:val="0"/>
-          <w:iCs w:val="0"/>
-          <w:smallCaps w:val="0"/>
-          <w:strike w:val="0"/>
-          <w:color w:val="000000"/>
-          <w:sz w:val="22"/>
-          <w:szCs w:val="22"/>
-          <w:u w:val="none"/>
-          <w:shd w:fill="auto" w:val="clear"/>
-          <w:vertAlign w:val="baseline"/>
-        </w:rPr>
-      </w:pPr>
-      <w:r>
-        <w:rPr>
-          <w:rtl w:val="0"/>
-        </w:rPr>
-      </w:r>
-    </w:p>
-    <w:p>
-      <w:pPr>
-        <w:keepNext w:val="0"/>
-        <w:keepLines w:val="0"/>
-        <w:pageBreakBefore w:val="0"/>
-        <w:widowControl w:val="0"/>
-        <w:pBdr>
-          <w:top w:space="0" w:sz="0" w:val="nil"/>
-          <w:left w:space="0" w:sz="0" w:val="nil"/>
-          <w:bottom w:space="0" w:sz="0" w:val="nil"/>
-          <w:right w:space="0" w:sz="0" w:val="nil"/>
-          <w:between w:space="0" w:sz="0" w:val="nil"/>
-        </w:pBdr>
-        <w:shd w:fill="auto" w:val="clear"/>
-        <w:spacing w:after="0" w:before="0" w:line="276" w:lineRule="auto"/>
-        <w:ind w:left="0" w:right="0" w:firstLine="0"/>
-        <w:jc w:val="left"/>
-        <w:rPr>
-          <w:rFonts w:ascii="Arial" w:cs="Arial" w:eastAsia="Arial" w:hAnsi="Arial"/>
-          <w:b w:val="0"/>
-          <w:bCs w:val="0"/>
-          <w:i w:val="0"/>
-          <w:iCs w:val="0"/>
-          <w:smallCaps w:val="0"/>
-          <w:strike w:val="0"/>
-          <w:color w:val="000000"/>
-          <w:sz w:val="22"/>
-          <w:szCs w:val="22"/>
-          <w:u w:val="none"/>
-          <w:shd w:fill="auto" w:val="clear"/>
-          <w:vertAlign w:val="baseline"/>
-        </w:rPr>
-      </w:pPr>
-      <w:r>
-        <w:rPr>
-          <w:rFonts w:ascii="Arial Unicode MS" w:cs="Arial Unicode MS" w:eastAsia="Arial Unicode MS" w:hAnsi="Arial Unicode MS"/>
-          <w:b w:val="0"/>
-          <w:bCs w:val="0"/>
-          <w:i w:val="0"/>
-          <w:iCs w:val="0"/>
-          <w:smallCaps w:val="0"/>
-          <w:strike w:val="0"/>
-          <w:color w:val="000000"/>
-          <w:sz w:val="22"/>
-          <w:szCs w:val="22"/>
-          <w:u w:val="none"/>
-          <w:shd w:fill="auto" w:val="clear"/>
-          <w:vertAlign w:val="baseline"/>
-          <w:rtl w:val="0"/>
-        </w:rPr>
-        <w:t xml:space="preserve">Target and features. Each player's final performance rating Rp is computed with the FIDE formula Rp = avg_opp_rating + dp(score%), where dp() is the official rating-difference lookup. One row is constructed per (player, round) with 25 features: static identity (starting_rating, title_encoded, seed_percentile), tournament context (tournament_avg_rating, tournament_rating_std, n_rounds_total, field_size, rating_gap_to_field_avg), prior-round state computed only over rounds 1..r−1 to avoid leakage (current_score, expected_score_so_far, score_delta = actual − expected, avg_opponent_rating_so_far, color_balance, current_rank, gap_to_leader), current pairing (opponent_rating, rating_diff, expected_score_this_game, playing_white, opponent_current_score), and three action one-hots.</w:t>
-      </w:r>
-    </w:p>
-    <w:p>
-      <w:pPr>
-        <w:keepNext w:val="0"/>
-        <w:keepLines w:val="0"/>
-        <w:pageBreakBefore w:val="0"/>
-        <w:widowControl w:val="0"/>
-        <w:pBdr>
-          <w:top w:space="0" w:sz="0" w:val="nil"/>
-          <w:left w:space="0" w:sz="0" w:val="nil"/>
-          <w:bottom w:space="0" w:sz="0" w:val="nil"/>
-          <w:right w:space="0" w:sz="0" w:val="nil"/>
-          <w:between w:space="0" w:sz="0" w:val="nil"/>
-        </w:pBdr>
-        <w:shd w:fill="auto" w:val="clear"/>
-        <w:spacing w:after="0" w:before="0" w:line="276" w:lineRule="auto"/>
-        <w:ind w:left="0" w:right="0" w:firstLine="0"/>
-        <w:jc w:val="left"/>
-        <w:rPr>
-          <w:rFonts w:ascii="Arial" w:cs="Arial" w:eastAsia="Arial" w:hAnsi="Arial"/>
-          <w:b w:val="0"/>
-          <w:bCs w:val="0"/>
-          <w:i w:val="0"/>
-          <w:iCs w:val="0"/>
-          <w:smallCaps w:val="0"/>
-          <w:strike w:val="0"/>
-          <w:color w:val="000000"/>
-          <w:sz w:val="22"/>
-          <w:szCs w:val="22"/>
-          <w:u w:val="none"/>
-          <w:shd w:fill="auto" w:val="clear"/>
-          <w:vertAlign w:val="baseline"/>
-        </w:rPr>
-      </w:pPr>
-      <w:r>
-        <w:rPr>
-          <w:rtl w:val="0"/>
-        </w:rPr>
-      </w:r>
-    </w:p>
-    <w:p>
-      <w:pPr>
-        <w:keepNext w:val="0"/>
-        <w:keepLines w:val="0"/>
-        <w:pageBreakBefore w:val="0"/>
-        <w:widowControl w:val="0"/>
-        <w:pBdr>
-          <w:top w:space="0" w:sz="0" w:val="nil"/>
-          <w:left w:space="0" w:sz="0" w:val="nil"/>
-          <w:bottom w:space="0" w:sz="0" w:val="nil"/>
-          <w:right w:space="0" w:sz="0" w:val="nil"/>
-          <w:between w:space="0" w:sz="0" w:val="nil"/>
-        </w:pBdr>
-        <w:shd w:fill="auto" w:val="clear"/>
-        <w:spacing w:after="0" w:before="0" w:line="276" w:lineRule="auto"/>
-        <w:ind w:left="0" w:right="0" w:firstLine="0"/>
-        <w:jc w:val="left"/>
-        <w:rPr>
-          <w:rFonts w:ascii="Arial" w:cs="Arial" w:eastAsia="Arial" w:hAnsi="Arial"/>
-          <w:b w:val="0"/>
-          <w:bCs w:val="0"/>
-          <w:i w:val="0"/>
-          <w:iCs w:val="0"/>
-          <w:smallCaps w:val="0"/>
-          <w:strike w:val="0"/>
-          <w:color w:val="000000"/>
-          <w:sz w:val="22"/>
-          <w:szCs w:val="22"/>
-          <w:u w:val="none"/>
-          <w:shd w:fill="auto" w:val="clear"/>
-          <w:vertAlign w:val="baseline"/>
-        </w:rPr>
-      </w:pPr>
-      <w:r>
-        <w:rPr>
-          <w:rFonts w:ascii="Arial Unicode MS" w:cs="Arial Unicode MS" w:eastAsia="Arial Unicode MS" w:hAnsi="Arial Unicode MS"/>
-          <w:b w:val="0"/>
-          <w:bCs w:val="0"/>
-          <w:i w:val="0"/>
-          <w:iCs w:val="0"/>
-          <w:smallCaps w:val="0"/>
-          <w:strike w:val="0"/>
-          <w:color w:val="000000"/>
-          <w:sz w:val="22"/>
-          <w:szCs w:val="22"/>
-          <w:u w:val="none"/>
-          <w:shd w:fill="auto" w:val="clear"/>
-          <w:vertAlign w:val="baseline"/>
-          <w:rtl w:val="0"/>
-        </w:rPr>
-        <w:t xml:space="preserve">Action labels. Each completed game receives one of three labels by a deterministic rule on rating_diff (player − opponent, threshold T = 100 Elo) crossed with the result: an upset win as the underdog is aggressive, a draw against a stronger opponent is solid, a draw or loss against a weaker opponent is passive; priority on overlap is passive &gt; solid &gt; aggressive. After dropping rows with missing rating_diff (unrated opponents or byes), the labeled dataset contains 66,594 rows across 147 tournaments, with class distribution solid 63.9%, aggressive 22.3%, passive 13.9%.</w:t>
-      </w:r>
-    </w:p>
-    <w:p>
-      <w:pPr>
-        <w:keepNext w:val="0"/>
-        <w:keepLines w:val="0"/>
-        <w:pageBreakBefore w:val="0"/>
-        <w:widowControl w:val="0"/>
-        <w:pBdr>
-          <w:top w:space="0" w:sz="0" w:val="nil"/>
-          <w:left w:space="0" w:sz="0" w:val="nil"/>
-          <w:bottom w:space="0" w:sz="0" w:val="nil"/>
-          <w:right w:space="0" w:sz="0" w:val="nil"/>
-          <w:between w:space="0" w:sz="0" w:val="nil"/>
-        </w:pBdr>
-        <w:shd w:fill="auto" w:val="clear"/>
-        <w:spacing w:after="0" w:before="0" w:line="276" w:lineRule="auto"/>
-        <w:ind w:left="0" w:right="0" w:firstLine="0"/>
-        <w:jc w:val="left"/>
-        <w:rPr>
-          <w:rFonts w:ascii="Arial" w:cs="Arial" w:eastAsia="Arial" w:hAnsi="Arial"/>
-          <w:b w:val="0"/>
-          <w:bCs w:val="0"/>
-          <w:i w:val="0"/>
-          <w:iCs w:val="0"/>
-          <w:smallCaps w:val="0"/>
-          <w:strike w:val="0"/>
-          <w:color w:val="000000"/>
-          <w:sz w:val="22"/>
-          <w:szCs w:val="22"/>
-          <w:u w:val="none"/>
-          <w:shd w:fill="auto" w:val="clear"/>
-          <w:vertAlign w:val="baseline"/>
-        </w:rPr>
-      </w:pPr>
-      <w:r>
-        <w:rPr>
-          <w:rtl w:val="0"/>
-        </w:rPr>
-      </w:r>
-    </w:p>
-    <w:p>
-      <w:pPr>
-        <w:keepNext w:val="0"/>
-        <w:keepLines w:val="0"/>
-        <w:pageBreakBefore w:val="0"/>
-        <w:widowControl w:val="0"/>
-        <w:pBdr>
-          <w:top w:space="0" w:sz="0" w:val="nil"/>
-          <w:left w:space="0" w:sz="0" w:val="nil"/>
-          <w:bottom w:space="0" w:sz="0" w:val="nil"/>
-          <w:right w:space="0" w:sz="0" w:val="nil"/>
-          <w:between w:space="0" w:sz="0" w:val="nil"/>
-        </w:pBdr>
-        <w:shd w:fill="auto" w:val="clear"/>
-        <w:spacing w:after="0" w:before="0" w:line="276" w:lineRule="auto"/>
-        <w:ind w:left="0" w:right="0" w:firstLine="0"/>
-        <w:jc w:val="left"/>
-        <w:rPr>
-          <w:rFonts w:ascii="Arial" w:cs="Arial" w:eastAsia="Arial" w:hAnsi="Arial"/>
-          <w:b w:val="0"/>
-          <w:bCs w:val="0"/>
-          <w:i w:val="0"/>
-          <w:iCs w:val="0"/>
-          <w:smallCaps w:val="0"/>
-          <w:strike w:val="0"/>
-          <w:color w:val="000000"/>
-          <w:sz w:val="22"/>
-          <w:szCs w:val="22"/>
-          <w:u w:val="none"/>
-          <w:shd w:fill="auto" w:val="clear"/>
-          <w:vertAlign w:val="baseline"/>
-        </w:rPr>
-      </w:pPr>
-      <w:r>
-        <w:rPr>
-          <w:rFonts w:ascii="Arial Unicode MS" w:cs="Arial Unicode MS" w:eastAsia="Arial Unicode MS" w:hAnsi="Arial Unicode MS"/>
-          <w:b w:val="0"/>
-          <w:bCs w:val="0"/>
-          <w:i w:val="0"/>
-          <w:iCs w:val="0"/>
-          <w:smallCaps w:val="0"/>
-          <w:strike w:val="0"/>
-          <w:color w:val="000000"/>
-          <w:sz w:val="22"/>
-          <w:szCs w:val="22"/>
-          <w:u w:val="none"/>
-          <w:shd w:fill="auto" w:val="clear"/>
-          <w:vertAlign w:val="baseline"/>
-          <w:rtl w:val="0"/>
-        </w:rPr>
-        <w:t xml:space="preserve">Models and split. Two baselines are compared against one tree-boosted regressor on the same target. Baseline 0 predicts the mean training Rp within the player's rating bracket (&lt;1500, 1500–1800, 1800–2100, ≥2100). Baseline 1 predicts each player's Rp from the FIDE formula applied to their realized expected score across the tournament. The main model is XGBoost [4] trained on all 25 features with squared-error loss and tree_method = "hist", tuned via RandomizedSearchCV (n_iter = 40, scoring = −MAE) over depth, learning rate, regularization, and sampling rates. Cross-validation uses GroupKFold(5) with tournament_id as the grouping variable to prevent same-tournament leakage. Tournaments are partitioned 80/20 by tournament_id (random_state = 42), giving 118 training tournaments (53,946 rows) and 29 held-out test tournaments (12,648 rows).</w:t>
-      </w:r>
-    </w:p>
-    <w:p>
-      <w:pPr>
-        <w:keepNext w:val="0"/>
-        <w:keepLines w:val="0"/>
-        <w:pageBreakBefore w:val="0"/>
-        <w:widowControl w:val="0"/>
-        <w:pBdr>
-          <w:top w:space="0" w:sz="0" w:val="nil"/>
-          <w:left w:space="0" w:sz="0" w:val="nil"/>
-          <w:bottom w:space="0" w:sz="0" w:val="nil"/>
-          <w:right w:space="0" w:sz="0" w:val="nil"/>
-          <w:between w:space="0" w:sz="0" w:val="nil"/>
-        </w:pBdr>
-        <w:shd w:fill="auto" w:val="clear"/>
-        <w:spacing w:after="0" w:before="0" w:line="276" w:lineRule="auto"/>
-        <w:ind w:left="0" w:right="0" w:firstLine="0"/>
-        <w:jc w:val="left"/>
-        <w:rPr>
-          <w:rFonts w:ascii="Arial" w:cs="Arial" w:eastAsia="Arial" w:hAnsi="Arial"/>
-          <w:b w:val="0"/>
-          <w:bCs w:val="0"/>
-          <w:i w:val="0"/>
-          <w:iCs w:val="0"/>
-          <w:smallCaps w:val="0"/>
-          <w:strike w:val="0"/>
-          <w:color w:val="000000"/>
-          <w:sz w:val="22"/>
-          <w:szCs w:val="22"/>
-          <w:u w:val="none"/>
-          <w:shd w:fill="auto" w:val="clear"/>
-          <w:vertAlign w:val="baseline"/>
-        </w:rPr>
-      </w:pPr>
-      <w:r>
-        <w:rPr>
-          <w:rtl w:val="0"/>
-        </w:rPr>
-      </w:r>
-    </w:p>
-    <w:p>
-      <w:pPr>
-        <w:keepNext w:val="0"/>
-        <w:keepLines w:val="0"/>
-        <w:pageBreakBefore w:val="0"/>
-        <w:widowControl w:val="0"/>
-        <w:pBdr>
-          <w:top w:space="0" w:sz="0" w:val="nil"/>
-          <w:left w:space="0" w:sz="0" w:val="nil"/>
-          <w:bottom w:space="0" w:sz="0" w:val="nil"/>
-          <w:right w:space="0" w:sz="0" w:val="nil"/>
-          <w:between w:space="0" w:sz="0" w:val="nil"/>
-        </w:pBdr>
-        <w:shd w:fill="auto" w:val="clear"/>
-        <w:spacing w:after="0" w:before="0" w:line="276" w:lineRule="auto"/>
-        <w:ind w:left="0" w:right="0" w:firstLine="0"/>
-        <w:jc w:val="left"/>
-        <w:rPr>
-          <w:rFonts w:ascii="Arial" w:cs="Arial" w:eastAsia="Arial" w:hAnsi="Arial"/>
-          <w:b w:val="0"/>
-          <w:bCs w:val="0"/>
-          <w:i w:val="0"/>
-          <w:iCs w:val="0"/>
-          <w:smallCaps w:val="0"/>
-          <w:strike w:val="0"/>
-          <w:color w:val="000000"/>
-          <w:sz w:val="22"/>
-          <w:szCs w:val="22"/>
-          <w:u w:val="none"/>
-          <w:shd w:fill="auto" w:val="clear"/>
-          <w:vertAlign w:val="baseline"/>
-        </w:rPr>
-      </w:pPr>
-      <w:r>
-        <w:rPr>
-          <w:rFonts w:ascii="Arial Unicode MS" w:cs="Arial Unicode MS" w:eastAsia="Arial Unicode MS" w:hAnsi="Arial Unicode MS"/>
-          <w:b w:val="0"/>
-          <w:bCs w:val="0"/>
-          <w:i w:val="0"/>
-          <w:iCs w:val="0"/>
-          <w:smallCaps w:val="0"/>
-          <w:strike w:val="0"/>
-          <w:color w:val="000000"/>
-          <w:sz w:val="22"/>
-          <w:szCs w:val="22"/>
-          <w:u w:val="none"/>
-          <w:shd w:fill="auto" w:val="clear"/>
-          <w:vertAlign w:val="baseline"/>
-          <w:rtl w:val="0"/>
-        </w:rPr>
-        <w:t xml:space="preserve">Recommender. For inference, three feature rows are constructed for the current situation — one per candidate action — scored with the trained model, and the action with the highest predicted Rp is returned. Confidence is reported as "strong" if the margin to the second-best action is ≥ 15 Elo points and "marginal" otherwise; a SHAP TreeExplainer surfaces the three largest drivers of the recommended prediction.</w:t>
-      </w:r>
-    </w:p>
-    <w:p>
-      <w:pPr>
-        <w:keepNext w:val="0"/>
-        <w:keepLines w:val="0"/>
-        <w:pageBreakBefore w:val="0"/>
-        <w:widowControl w:val="0"/>
-        <w:pBdr>
-          <w:top w:space="0" w:sz="0" w:val="nil"/>
-          <w:left w:space="0" w:sz="0" w:val="nil"/>
-          <w:bottom w:space="0" w:sz="0" w:val="nil"/>
-          <w:right w:space="0" w:sz="0" w:val="nil"/>
-          <w:between w:space="0" w:sz="0" w:val="nil"/>
-        </w:pBdr>
-        <w:shd w:fill="auto" w:val="clear"/>
-        <w:spacing w:after="0" w:before="0" w:line="276" w:lineRule="auto"/>
-        <w:ind w:left="0" w:right="0" w:firstLine="0"/>
-        <w:jc w:val="left"/>
-        <w:rPr>
-          <w:rFonts w:ascii="Arial" w:cs="Arial" w:eastAsia="Arial" w:hAnsi="Arial"/>
-          <w:b w:val="0"/>
-          <w:bCs w:val="0"/>
-          <w:i w:val="0"/>
-          <w:iCs w:val="0"/>
-          <w:smallCaps w:val="0"/>
-          <w:strike w:val="0"/>
-          <w:color w:val="000000"/>
-          <w:sz w:val="22"/>
-          <w:szCs w:val="22"/>
-          <w:u w:val="none"/>
-          <w:shd w:fill="auto" w:val="clear"/>
-          <w:vertAlign w:val="baseline"/>
-        </w:rPr>
-      </w:pPr>
-      <w:r>
-        <w:rPr>
-          <w:rtl w:val="0"/>
-        </w:rPr>
-      </w:r>
-    </w:p>
-    <w:p>
-      <w:pPr>
-        <w:keepNext w:val="0"/>
-        <w:keepLines w:val="0"/>
-        <w:pageBreakBefore w:val="0"/>
-        <w:widowControl w:val="0"/>
-        <w:pBdr>
-          <w:top w:space="0" w:sz="0" w:val="nil"/>
-          <w:left w:space="0" w:sz="0" w:val="nil"/>
-          <w:bottom w:space="0" w:sz="0" w:val="nil"/>
-          <w:right w:space="0" w:sz="0" w:val="nil"/>
-          <w:between w:space="0" w:sz="0" w:val="nil"/>
-        </w:pBdr>
-        <w:shd w:fill="auto" w:val="clear"/>
-        <w:spacing w:after="0" w:before="0" w:line="276" w:lineRule="auto"/>
-        <w:ind w:left="0" w:right="0" w:firstLine="0"/>
-        <w:jc w:val="left"/>
-        <w:rPr>
-          <w:rFonts w:ascii="Arial" w:cs="Arial" w:eastAsia="Arial" w:hAnsi="Arial"/>
-          <w:b w:val="0"/>
-          <w:bCs w:val="0"/>
-          <w:i w:val="0"/>
-          <w:iCs w:val="0"/>
-          <w:smallCaps w:val="0"/>
-          <w:strike w:val="0"/>
-          <w:color w:val="000000"/>
-          <w:sz w:val="22"/>
-          <w:szCs w:val="22"/>
-          <w:u w:val="none"/>
-          <w:shd w:fill="auto" w:val="clear"/>
-          <w:vertAlign w:val="baseline"/>
-        </w:rPr>
-      </w:pPr>
-      <w:r>
-        <w:rPr>
-          <w:rFonts w:ascii="Arial Unicode MS" w:cs="Arial Unicode MS" w:eastAsia="Arial Unicode MS" w:hAnsi="Arial Unicode MS"/>
-          <w:b w:val="0"/>
-          <w:bCs w:val="0"/>
-          <w:i w:val="0"/>
-          <w:iCs w:val="0"/>
-          <w:smallCaps w:val="0"/>
-          <w:strike w:val="0"/>
-          <w:color w:val="000000"/>
-          <w:sz w:val="22"/>
-          <w:szCs w:val="22"/>
-          <w:u w:val="none"/>
-          <w:shd w:fill="auto" w:val="clear"/>
-          <w:vertAlign w:val="baseline"/>
-          <w:rtl w:val="0"/>
-        </w:rPr>
-        <w:t>Evidence of effectiveness. The methodology has been implemented and produces results consistent with the framing above. On the 29 held-out test tournaments (12,648 rows), Baseline 0 reached MAE = 168.1 Elo points and Baseline 1 reached MAE = 144.7. The XGBoost model reached MAE = 94.3 — a 50.3-point improvement over the stronger baseline, equivalent to a 35% error reduction. The best cross-validated MAE during hyperparameter search was 88.5; the 5.8-point CV-to-test gap suggests limited overfitting. The selected configuration was 136 trees of max depth 6, learning_rate 0.0458, subsample 0.7115, colsample_bytree 0.8119, min_child_weight 5, gamma 0.1209, reg_alpha 0.8826, reg_lambda 0.8774. Gain-based importances are dominated by title_encoded (0.3837) and player_rating (0.3420), together ≈73% of total gain; the leading dynamic predictor is score_delta (0.0465), followed by avg_opponent_rating_so_far (0.0273), rating_gap_to_field_avg (0.0238), and tournament_avg_rating (0.0195). The three action one-hots carry small but non-trivial gain: action_passive (0.0146) &gt; action_aggressive (0.0116) &gt; opponent_rating (0.0115) &gt; action_solid (0.0113). SHAP analysis confirms direction: passive play contributes a consistently downward push to predicted Rp when active, aggressive play contributes an upward push, and score_delta interacts strongly with current_score — players running ahead of Elo expectation receive a larger positive Rp adjustment. These results support both the prediction claim (context reduces Rp error beyond rating) and the recommendation claim (action labels carry independent signal exploitable at inference).</w:t>
+        <w:t xml:space="preserve">Data. 150 FIDE-rated Swiss tournaments are scraped from chess-results.com, yielding 9,098 players and 35,728 games. Tournaments cluster in December 2025; the largest federations represented are India, Germany, Argentina, Turkey, Spain, and the United Kingdom. Field sizes range from 30 to 150 players (mean 68.4) and rounds per tournament from 6 to 11. A single pipeline was built to discover candidate events, download pairings and crosstables, parse them to SQLite, validate, engineer features, assign action labels, and train.</w:t>
+      </w:r>
+    </w:p>
+    <w:p>
+      <w:pPr>
+        <w:keepNext w:val="0"/>
+        <w:keepLines w:val="0"/>
+        <w:pageBreakBefore w:val="0"/>
+        <w:widowControl w:val="0"/>
+        <w:pBdr>
+          <w:top w:space="0" w:sz="0" w:val="nil"/>
+          <w:left w:space="0" w:sz="0" w:val="nil"/>
+          <w:bottom w:space="0" w:sz="0" w:val="nil"/>
+          <w:right w:space="0" w:sz="0" w:val="nil"/>
+          <w:between w:space="0" w:sz="0" w:val="nil"/>
+        </w:pBdr>
+        <w:shd w:fill="auto" w:val="clear"/>
+        <w:spacing w:after="0" w:before="0" w:line="276" w:lineRule="auto"/>
+        <w:ind w:left="0" w:right="0" w:firstLine="0"/>
+        <w:jc w:val="left"/>
+        <w:rPr>
+          <w:rFonts w:ascii="Arial" w:cs="Arial" w:eastAsia="Arial" w:hAnsi="Arial"/>
+          <w:b w:val="0"/>
+          <w:bCs w:val="0"/>
+          <w:i w:val="0"/>
+          <w:iCs w:val="0"/>
+          <w:smallCaps w:val="0"/>
+          <w:strike w:val="0"/>
+          <w:color w:val="000000"/>
+          <w:sz w:val="22"/>
+          <w:szCs w:val="22"/>
+          <w:u w:val="none"/>
+          <w:shd w:fill="auto" w:val="clear"/>
+          <w:vertAlign w:val="baseline"/>
+        </w:rPr>
+      </w:pPr>
+      <w:r>
+        <w:rPr>
+          <w:rtl w:val="0"/>
+        </w:rPr>
+      </w:r>
+    </w:p>
+    <w:p>
+      <w:pPr>
+        <w:keepNext w:val="0"/>
+        <w:keepLines w:val="0"/>
+        <w:pageBreakBefore w:val="0"/>
+        <w:widowControl w:val="0"/>
+        <w:pBdr>
+          <w:top w:space="0" w:sz="0" w:val="nil"/>
+          <w:left w:space="0" w:sz="0" w:val="nil"/>
+          <w:bottom w:space="0" w:sz="0" w:val="nil"/>
+          <w:right w:space="0" w:sz="0" w:val="nil"/>
+          <w:between w:space="0" w:sz="0" w:val="nil"/>
+        </w:pBdr>
+        <w:shd w:fill="auto" w:val="clear"/>
+        <w:spacing w:after="0" w:before="0" w:line="276" w:lineRule="auto"/>
+        <w:ind w:left="0" w:right="0" w:firstLine="0"/>
+        <w:jc w:val="left"/>
+        <w:rPr>
+          <w:rFonts w:ascii="Arial" w:cs="Arial" w:eastAsia="Arial" w:hAnsi="Arial"/>
+          <w:b w:val="0"/>
+          <w:bCs w:val="0"/>
+          <w:i w:val="0"/>
+          <w:iCs w:val="0"/>
+          <w:smallCaps w:val="0"/>
+          <w:strike w:val="0"/>
+          <w:color w:val="000000"/>
+          <w:sz w:val="22"/>
+          <w:szCs w:val="22"/>
+          <w:u w:val="none"/>
+          <w:shd w:fill="auto" w:val="clear"/>
+          <w:vertAlign w:val="baseline"/>
+        </w:rPr>
+      </w:pPr>
+      <w:sdt>
+        <w:sdtPr>
+          <w:id w:val="1773577928"/>
+          <w:tag w:val="goog_rdk_1"/>
+        </w:sdtPr>
+        <w:sdtContent>
+          <w:r>
+            <w:rPr>
+              <w:rFonts w:ascii="Arial Unicode MS" w:cs="Arial Unicode MS" w:eastAsia="Arial Unicode MS" w:hAnsi="Arial Unicode MS"/>
+              <w:b w:val="0"/>
+              <w:bCs w:val="0"/>
+              <w:i w:val="0"/>
+              <w:iCs w:val="0"/>
+              <w:smallCaps w:val="0"/>
+              <w:strike w:val="0"/>
+              <w:color w:val="000000"/>
+              <w:sz w:val="22"/>
+              <w:szCs w:val="22"/>
+              <w:u w:val="none"/>
+              <w:shd w:fill="auto" w:val="clear"/>
+              <w:vertAlign w:val="baseline"/>
+              <w:rtl w:val="0"/>
+            </w:rPr>
+            <w:t xml:space="preserve">Target and features. Each player's final performance rating Rp is computed with the FIDE formula Rp = avg_opp_rating + dp(score%), where dp() is the official rating-difference lookup. One row is constructed per (player, round) with 25 features: static identity (starting_rating, title_encoded, seed_percentile), tournament context (tournament_avg_rating, tournament_rating_std, n_rounds_total, field_size, rating_gap_to_field_avg), prior-round state computed only over rounds 1..r−1 to avoid leakage (current_score, expected_score_so_far, score_delta = actual − expected, avg_opponent_rating_so_far, color_balance, current_rank, gap_to_leader), current pairing (opponent_rating, rating_diff, expected_score_this_game, playing_white, opponent_current_score), and three action one-hots.</w:t>
+          </w:r>
+        </w:sdtContent>
+      </w:sdt>
+      <w:r>
+        <w:rPr>
+          <w:rtl w:val="0"/>
+        </w:rPr>
+      </w:r>
+    </w:p>
+    <w:p>
+      <w:pPr>
+        <w:keepNext w:val="0"/>
+        <w:keepLines w:val="0"/>
+        <w:pageBreakBefore w:val="0"/>
+        <w:widowControl w:val="0"/>
+        <w:pBdr>
+          <w:top w:space="0" w:sz="0" w:val="nil"/>
+          <w:left w:space="0" w:sz="0" w:val="nil"/>
+          <w:bottom w:space="0" w:sz="0" w:val="nil"/>
+          <w:right w:space="0" w:sz="0" w:val="nil"/>
+          <w:between w:space="0" w:sz="0" w:val="nil"/>
+        </w:pBdr>
+        <w:shd w:fill="auto" w:val="clear"/>
+        <w:spacing w:after="0" w:before="0" w:line="276" w:lineRule="auto"/>
+        <w:ind w:left="0" w:right="0" w:firstLine="0"/>
+        <w:jc w:val="left"/>
+        <w:rPr>
+          <w:rFonts w:ascii="Arial" w:cs="Arial" w:eastAsia="Arial" w:hAnsi="Arial"/>
+          <w:b w:val="0"/>
+          <w:bCs w:val="0"/>
+          <w:i w:val="0"/>
+          <w:iCs w:val="0"/>
+          <w:smallCaps w:val="0"/>
+          <w:strike w:val="0"/>
+          <w:color w:val="000000"/>
+          <w:sz w:val="22"/>
+          <w:szCs w:val="22"/>
+          <w:u w:val="none"/>
+          <w:shd w:fill="auto" w:val="clear"/>
+          <w:vertAlign w:val="baseline"/>
+        </w:rPr>
+      </w:pPr>
+      <w:r>
+        <w:rPr>
+          <w:rtl w:val="0"/>
+        </w:rPr>
+      </w:r>
+    </w:p>
+    <w:p>
+      <w:pPr>
+        <w:keepNext w:val="0"/>
+        <w:keepLines w:val="0"/>
+        <w:pageBreakBefore w:val="0"/>
+        <w:widowControl w:val="0"/>
+        <w:pBdr>
+          <w:top w:space="0" w:sz="0" w:val="nil"/>
+          <w:left w:space="0" w:sz="0" w:val="nil"/>
+          <w:bottom w:space="0" w:sz="0" w:val="nil"/>
+          <w:right w:space="0" w:sz="0" w:val="nil"/>
+          <w:between w:space="0" w:sz="0" w:val="nil"/>
+        </w:pBdr>
+        <w:shd w:fill="auto" w:val="clear"/>
+        <w:spacing w:after="0" w:before="0" w:line="276" w:lineRule="auto"/>
+        <w:ind w:left="0" w:right="0" w:firstLine="0"/>
+        <w:jc w:val="left"/>
+        <w:rPr>
+          <w:rFonts w:ascii="Arial" w:cs="Arial" w:eastAsia="Arial" w:hAnsi="Arial"/>
+          <w:b w:val="0"/>
+          <w:bCs w:val="0"/>
+          <w:i w:val="0"/>
+          <w:iCs w:val="0"/>
+          <w:smallCaps w:val="0"/>
+          <w:strike w:val="0"/>
+          <w:color w:val="000000"/>
+          <w:sz w:val="22"/>
+          <w:szCs w:val="22"/>
+          <w:u w:val="none"/>
+          <w:shd w:fill="auto" w:val="clear"/>
+          <w:vertAlign w:val="baseline"/>
+        </w:rPr>
+      </w:pPr>
+      <w:sdt>
+        <w:sdtPr>
+          <w:id w:val="-519670685"/>
+          <w:tag w:val="goog_rdk_2"/>
+        </w:sdtPr>
+        <w:sdtContent>
+          <w:r>
+            <w:rPr>
+              <w:rFonts w:ascii="Arial Unicode MS" w:cs="Arial Unicode MS" w:eastAsia="Arial Unicode MS" w:hAnsi="Arial Unicode MS"/>
+              <w:b w:val="0"/>
+              <w:bCs w:val="0"/>
+              <w:i w:val="0"/>
+              <w:iCs w:val="0"/>
+              <w:smallCaps w:val="0"/>
+              <w:strike w:val="0"/>
+              <w:color w:val="000000"/>
+              <w:sz w:val="22"/>
+              <w:szCs w:val="22"/>
+              <w:u w:val="none"/>
+              <w:shd w:fill="auto" w:val="clear"/>
+              <w:vertAlign w:val="baseline"/>
+              <w:rtl w:val="0"/>
+            </w:rPr>
+            <w:t xml:space="preserve">Action labels. Each completed game receives one of three labels by a deterministic rule on rating_diff (player − opponent, threshold T = 100 Elo) crossed with the result: an upset win as the underdog is aggressive, a draw against a stronger opponent is solid, a draw or loss against a weaker opponent is passive; priority on overlap is passive &gt; solid &gt; aggressive. After dropping rows with missing rating_diff (unrated opponents or byes), the labeled dataset contains 66,594 rows across 147 tournaments, with class distribution solid 63.9%, aggressive 22.3%, passive 13.9%.</w:t>
+          </w:r>
+        </w:sdtContent>
+      </w:sdt>
+      <w:r>
+        <w:rPr>
+          <w:rtl w:val="0"/>
+        </w:rPr>
+      </w:r>
+    </w:p>
+    <w:p>
+      <w:pPr>
+        <w:keepNext w:val="0"/>
+        <w:keepLines w:val="0"/>
+        <w:pageBreakBefore w:val="0"/>
+        <w:widowControl w:val="0"/>
+        <w:pBdr>
+          <w:top w:space="0" w:sz="0" w:val="nil"/>
+          <w:left w:space="0" w:sz="0" w:val="nil"/>
+          <w:bottom w:space="0" w:sz="0" w:val="nil"/>
+          <w:right w:space="0" w:sz="0" w:val="nil"/>
+          <w:between w:space="0" w:sz="0" w:val="nil"/>
+        </w:pBdr>
+        <w:shd w:fill="auto" w:val="clear"/>
+        <w:spacing w:after="0" w:before="0" w:line="276" w:lineRule="auto"/>
+        <w:ind w:left="0" w:right="0" w:firstLine="0"/>
+        <w:jc w:val="left"/>
+        <w:rPr>
+          <w:rFonts w:ascii="Arial" w:cs="Arial" w:eastAsia="Arial" w:hAnsi="Arial"/>
+          <w:b w:val="0"/>
+          <w:bCs w:val="0"/>
+          <w:i w:val="0"/>
+          <w:iCs w:val="0"/>
+          <w:smallCaps w:val="0"/>
+          <w:strike w:val="0"/>
+          <w:color w:val="000000"/>
+          <w:sz w:val="22"/>
+          <w:szCs w:val="22"/>
+          <w:u w:val="none"/>
+          <w:shd w:fill="auto" w:val="clear"/>
+          <w:vertAlign w:val="baseline"/>
+        </w:rPr>
+      </w:pPr>
+      <w:r>
+        <w:rPr>
+          <w:rtl w:val="0"/>
+        </w:rPr>
+      </w:r>
+    </w:p>
+    <w:p>
+      <w:pPr>
+        <w:keepNext w:val="0"/>
+        <w:keepLines w:val="0"/>
+        <w:pageBreakBefore w:val="0"/>
+        <w:widowControl w:val="0"/>
+        <w:pBdr>
+          <w:top w:space="0" w:sz="0" w:val="nil"/>
+          <w:left w:space="0" w:sz="0" w:val="nil"/>
+          <w:bottom w:space="0" w:sz="0" w:val="nil"/>
+          <w:right w:space="0" w:sz="0" w:val="nil"/>
+          <w:between w:space="0" w:sz="0" w:val="nil"/>
+        </w:pBdr>
+        <w:shd w:fill="auto" w:val="clear"/>
+        <w:spacing w:after="0" w:before="0" w:line="276" w:lineRule="auto"/>
+        <w:ind w:left="0" w:right="0" w:firstLine="0"/>
+        <w:jc w:val="left"/>
+        <w:rPr>
+          <w:rFonts w:ascii="Arial" w:cs="Arial" w:eastAsia="Arial" w:hAnsi="Arial"/>
+          <w:b w:val="0"/>
+          <w:bCs w:val="0"/>
+          <w:i w:val="0"/>
+          <w:iCs w:val="0"/>
+          <w:smallCaps w:val="0"/>
+          <w:strike w:val="0"/>
+          <w:color w:val="000000"/>
+          <w:sz w:val="22"/>
+          <w:szCs w:val="22"/>
+          <w:u w:val="none"/>
+          <w:shd w:fill="auto" w:val="clear"/>
+          <w:vertAlign w:val="baseline"/>
+        </w:rPr>
+      </w:pPr>
+      <w:sdt>
+        <w:sdtPr>
+          <w:id w:val="-512275430"/>
+          <w:tag w:val="goog_rdk_3"/>
+        </w:sdtPr>
+        <w:sdtContent>
+          <w:r>
+            <w:rPr>
+              <w:rFonts w:ascii="Arial Unicode MS" w:cs="Arial Unicode MS" w:eastAsia="Arial Unicode MS" w:hAnsi="Arial Unicode MS"/>
+              <w:b w:val="0"/>
+              <w:bCs w:val="0"/>
+              <w:i w:val="0"/>
+              <w:iCs w:val="0"/>
+              <w:smallCaps w:val="0"/>
+              <w:strike w:val="0"/>
+              <w:color w:val="000000"/>
+              <w:sz w:val="22"/>
+              <w:szCs w:val="22"/>
+              <w:u w:val="none"/>
+              <w:shd w:fill="auto" w:val="clear"/>
+              <w:vertAlign w:val="baseline"/>
+              <w:rtl w:val="0"/>
+            </w:rPr>
+            <w:t xml:space="preserve">Models and split. Two baselines are compared against one tree-boosted regressor on the same target. Baseline 0 predicts the mean training Rp within the player's rating bracket (&lt;1500, 1500–1800, 1800–2100, ≥2100). Baseline 1 predicts each player's Rp from the FIDE formula applied to their realized expected score across the tournament. The main model is XGBoost [4] trained on all 25 features with squared-error loss and tree_method = "hist", tuned via RandomizedSearchCV (n_iter = 40, scoring = −MAE) over depth, learning rate, regularization, and sampling rates. Cross-validation uses GroupKFold(5) with tournament_id as the grouping variable to prevent same-tournament leakage. Tournaments are partitioned 80/20 by tournament_id (random_state = 42), giving 118 training tournaments (53,946 rows) and 29 held-out test tournaments (12,648 rows).</w:t>
+          </w:r>
+        </w:sdtContent>
+      </w:sdt>
+      <w:r>
+        <w:rPr>
+          <w:rtl w:val="0"/>
+        </w:rPr>
+      </w:r>
+    </w:p>
+    <w:p>
+      <w:pPr>
+        <w:keepNext w:val="0"/>
+        <w:keepLines w:val="0"/>
+        <w:pageBreakBefore w:val="0"/>
+        <w:widowControl w:val="0"/>
+        <w:pBdr>
+          <w:top w:space="0" w:sz="0" w:val="nil"/>
+          <w:left w:space="0" w:sz="0" w:val="nil"/>
+          <w:bottom w:space="0" w:sz="0" w:val="nil"/>
+          <w:right w:space="0" w:sz="0" w:val="nil"/>
+          <w:between w:space="0" w:sz="0" w:val="nil"/>
+        </w:pBdr>
+        <w:shd w:fill="auto" w:val="clear"/>
+        <w:spacing w:after="0" w:before="0" w:line="276" w:lineRule="auto"/>
+        <w:ind w:left="0" w:right="0" w:firstLine="0"/>
+        <w:jc w:val="left"/>
+        <w:rPr>
+          <w:rFonts w:ascii="Arial" w:cs="Arial" w:eastAsia="Arial" w:hAnsi="Arial"/>
+          <w:b w:val="0"/>
+          <w:bCs w:val="0"/>
+          <w:i w:val="0"/>
+          <w:iCs w:val="0"/>
+          <w:smallCaps w:val="0"/>
+          <w:strike w:val="0"/>
+          <w:color w:val="000000"/>
+          <w:sz w:val="22"/>
+          <w:szCs w:val="22"/>
+          <w:u w:val="none"/>
+          <w:shd w:fill="auto" w:val="clear"/>
+          <w:vertAlign w:val="baseline"/>
+        </w:rPr>
+      </w:pPr>
+      <w:r>
+        <w:rPr>
+          <w:rtl w:val="0"/>
+        </w:rPr>
+      </w:r>
+    </w:p>
+    <w:p>
+      <w:pPr>
+        <w:keepNext w:val="0"/>
+        <w:keepLines w:val="0"/>
+        <w:pageBreakBefore w:val="0"/>
+        <w:widowControl w:val="0"/>
+        <w:pBdr>
+          <w:top w:space="0" w:sz="0" w:val="nil"/>
+          <w:left w:space="0" w:sz="0" w:val="nil"/>
+          <w:bottom w:space="0" w:sz="0" w:val="nil"/>
+          <w:right w:space="0" w:sz="0" w:val="nil"/>
+          <w:between w:space="0" w:sz="0" w:val="nil"/>
+        </w:pBdr>
+        <w:shd w:fill="auto" w:val="clear"/>
+        <w:spacing w:after="0" w:before="0" w:line="276" w:lineRule="auto"/>
+        <w:ind w:left="0" w:right="0" w:firstLine="0"/>
+        <w:jc w:val="left"/>
+        <w:rPr>
+          <w:rFonts w:ascii="Arial" w:cs="Arial" w:eastAsia="Arial" w:hAnsi="Arial"/>
+          <w:b w:val="0"/>
+          <w:bCs w:val="0"/>
+          <w:i w:val="0"/>
+          <w:iCs w:val="0"/>
+          <w:smallCaps w:val="0"/>
+          <w:strike w:val="0"/>
+          <w:color w:val="000000"/>
+          <w:sz w:val="22"/>
+          <w:szCs w:val="22"/>
+          <w:u w:val="none"/>
+          <w:shd w:fill="auto" w:val="clear"/>
+          <w:vertAlign w:val="baseline"/>
+        </w:rPr>
+      </w:pPr>
+      <w:r>
+        <w:rPr>
+          <w:rFonts w:ascii="Arimo" w:cs="Arimo" w:eastAsia="Arimo" w:hAnsi="Arimo"/>
+          <w:b w:val="0"/>
+          <w:bCs w:val="0"/>
+          <w:i w:val="0"/>
+          <w:iCs w:val="0"/>
+          <w:smallCaps w:val="0"/>
+          <w:strike w:val="0"/>
+          <w:color w:val="000000"/>
+          <w:sz w:val="22"/>
+          <w:szCs w:val="22"/>
+          <w:u w:val="none"/>
+          <w:shd w:fill="auto" w:val="clear"/>
+          <w:vertAlign w:val="baseline"/>
+          <w:rtl w:val="0"/>
+        </w:rPr>
+        <w:t xml:space="preserve">Recommender. For inference, </w:t>
+      </w:r>
+      <w:r>
+        <w:rPr>
+          <w:rFonts w:ascii="Arimo" w:cs="Arimo" w:eastAsia="Arimo" w:hAnsi="Arimo"/>
+          <w:rtl w:val="0"/>
+        </w:rPr>
+        <w:t xml:space="preserve">four</w:t>
+      </w:r>
+      <w:sdt>
+        <w:sdtPr>
+          <w:id w:val="2109719524"/>
+          <w:tag w:val="goog_rdk_4"/>
+        </w:sdtPr>
+        <w:sdtContent>
+          <w:r>
+            <w:rPr>
+              <w:rFonts w:ascii="Arial Unicode MS" w:cs="Arial Unicode MS" w:eastAsia="Arial Unicode MS" w:hAnsi="Arial Unicode MS"/>
+              <w:b w:val="0"/>
+              <w:bCs w:val="0"/>
+              <w:i w:val="0"/>
+              <w:iCs w:val="0"/>
+              <w:smallCaps w:val="0"/>
+              <w:strike w:val="0"/>
+              <w:color w:val="000000"/>
+              <w:sz w:val="22"/>
+              <w:szCs w:val="22"/>
+              <w:u w:val="none"/>
+              <w:shd w:fill="auto" w:val="clear"/>
+              <w:vertAlign w:val="baseline"/>
+              <w:rtl w:val="0"/>
+            </w:rPr>
+            <w:t xml:space="preserve"> feature rows are constructed for the current situation — one per candidate action — scored with the trained model, and the action with the highest predicted Rp is returned. Confidence is reported as "strong" if the margin to the second-best action is ≥ 15 Elo points and "marginal" otherwise; a SHAP TreeExplainer surfaces the three largest drivers of the recommended prediction.</w:t>
+          </w:r>
+        </w:sdtContent>
+      </w:sdt>
+      <w:r>
+        <w:rPr>
+          <w:rtl w:val="0"/>
+        </w:rPr>
+      </w:r>
+    </w:p>
+    <w:p>
+      <w:pPr>
+        <w:keepNext w:val="0"/>
+        <w:keepLines w:val="0"/>
+        <w:pageBreakBefore w:val="0"/>
+        <w:widowControl w:val="0"/>
+        <w:pBdr>
+          <w:top w:space="0" w:sz="0" w:val="nil"/>
+          <w:left w:space="0" w:sz="0" w:val="nil"/>
+          <w:bottom w:space="0" w:sz="0" w:val="nil"/>
+          <w:right w:space="0" w:sz="0" w:val="nil"/>
+          <w:between w:space="0" w:sz="0" w:val="nil"/>
+        </w:pBdr>
+        <w:shd w:fill="auto" w:val="clear"/>
+        <w:spacing w:after="0" w:before="0" w:line="276" w:lineRule="auto"/>
+        <w:ind w:left="0" w:right="0" w:firstLine="0"/>
+        <w:jc w:val="left"/>
+        <w:rPr>
+          <w:rFonts w:ascii="Arial" w:cs="Arial" w:eastAsia="Arial" w:hAnsi="Arial"/>
+          <w:b w:val="0"/>
+          <w:bCs w:val="0"/>
+          <w:i w:val="0"/>
+          <w:iCs w:val="0"/>
+          <w:smallCaps w:val="0"/>
+          <w:strike w:val="0"/>
+          <w:color w:val="000000"/>
+          <w:sz w:val="22"/>
+          <w:szCs w:val="22"/>
+          <w:u w:val="none"/>
+          <w:shd w:fill="auto" w:val="clear"/>
+          <w:vertAlign w:val="baseline"/>
+        </w:rPr>
+      </w:pPr>
+      <w:r>
+        <w:rPr>
+          <w:rtl w:val="0"/>
+        </w:rPr>
+      </w:r>
+    </w:p>
+    <w:p>
+      <w:pPr>
+        <w:keepNext w:val="0"/>
+        <w:keepLines w:val="0"/>
+        <w:pageBreakBefore w:val="0"/>
+        <w:widowControl w:val="0"/>
+        <w:pBdr>
+          <w:top w:space="0" w:sz="0" w:val="nil"/>
+          <w:left w:space="0" w:sz="0" w:val="nil"/>
+          <w:bottom w:space="0" w:sz="0" w:val="nil"/>
+          <w:right w:space="0" w:sz="0" w:val="nil"/>
+          <w:between w:space="0" w:sz="0" w:val="nil"/>
+        </w:pBdr>
+        <w:shd w:fill="auto" w:val="clear"/>
+        <w:spacing w:after="0" w:before="0" w:line="276" w:lineRule="auto"/>
+        <w:ind w:left="0" w:right="0" w:firstLine="0"/>
+        <w:jc w:val="left"/>
+        <w:rPr>
+          <w:rFonts w:ascii="Arial" w:cs="Arial" w:eastAsia="Arial" w:hAnsi="Arial"/>
+          <w:b w:val="0"/>
+          <w:bCs w:val="0"/>
+          <w:i w:val="0"/>
+          <w:iCs w:val="0"/>
+          <w:smallCaps w:val="0"/>
+          <w:strike w:val="0"/>
+          <w:color w:val="000000"/>
+          <w:sz w:val="22"/>
+          <w:szCs w:val="22"/>
+          <w:u w:val="none"/>
+          <w:shd w:fill="auto" w:val="clear"/>
+          <w:vertAlign w:val="baseline"/>
+        </w:rPr>
+      </w:pPr>
+      <w:r>
+        <w:rPr>
+          <w:rFonts w:ascii="Arimo" w:cs="Arimo" w:eastAsia="Arimo" w:hAnsi="Arimo"/>
+          <w:b w:val="0"/>
+          <w:bCs w:val="0"/>
+          <w:i w:val="0"/>
+          <w:iCs w:val="0"/>
+          <w:smallCaps w:val="0"/>
+          <w:strike w:val="0"/>
+          <w:color w:val="000000"/>
+          <w:sz w:val="22"/>
+          <w:szCs w:val="22"/>
+          <w:u w:val="none"/>
+          <w:shd w:fill="auto" w:val="clear"/>
+          <w:vertAlign w:val="baseline"/>
+          <w:rtl w:val="0"/>
+        </w:rPr>
+        <w:t xml:space="preserve">Evidence of effectiveness. The methodology has been implemented and produces results consistent with the framing above. On the 29 held-out test tournaments (12,648 rows), Baseline 0 reached MAE = 168.1 Elo points and Baseline 1 reached MAE = 144.7. The XGBoost model reached MAE = 94.3 — a 50.</w:t>
+      </w:r>
+      <w:r>
+        <w:rPr>
+          <w:rFonts w:ascii="Arimo" w:cs="Arimo" w:eastAsia="Arimo" w:hAnsi="Arimo"/>
+          <w:rtl w:val="0"/>
+        </w:rPr>
+        <w:t xml:space="preserve">4</w:t>
+      </w:r>
+      <w:sdt>
+        <w:sdtPr>
+          <w:id w:val="1403037263"/>
+          <w:tag w:val="goog_rdk_5"/>
+        </w:sdtPr>
+        <w:sdtContent>
+          <w:r>
+            <w:rPr>
+              <w:rFonts w:ascii="Arial Unicode MS" w:cs="Arial Unicode MS" w:eastAsia="Arial Unicode MS" w:hAnsi="Arial Unicode MS"/>
+              <w:b w:val="0"/>
+              <w:bCs w:val="0"/>
+              <w:i w:val="0"/>
+              <w:iCs w:val="0"/>
+              <w:smallCaps w:val="0"/>
+              <w:strike w:val="0"/>
+              <w:color w:val="000000"/>
+              <w:sz w:val="22"/>
+              <w:szCs w:val="22"/>
+              <w:u w:val="none"/>
+              <w:shd w:fill="auto" w:val="clear"/>
+              <w:vertAlign w:val="baseline"/>
+              <w:rtl w:val="0"/>
+            </w:rPr>
+            <w:t xml:space="preserve">-point improvement over the stronger baseline, equivalent to a 35% error reduction. The best cross-validated MAE during hyperparameter search was 88.5; the 5.8-point CV-to-test gap suggests limited overfitting. The selected configuration was 136 trees of max depth 6, learning_rate 0.0458, subsample 0.7115, colsample_bytree 0.8119, min_child_weight 5, gamma 0.1209, reg_alpha 0.8826, reg_lambda 0.8774. Gain-based importances are dominated by title_encoded (0.3837) and player_rating (0.3420), together ≈73% of total gain; the leading dynamic predictor is score_delta (0.0465), followed by avg_opponent_rating_so_far (0.0273), rating_gap_to_field_avg (0.0238), and tournament_avg_rating (0.0195). The three action one-hots carry small but non-trivial gain: action_passive (0.0146) &gt; action_aggressive (0.0116) &gt; opponent_rating (0.0115) &gt; action_solid (0.0113). SHAP analysis confirms direction: passive play contributes a consistently downward push to predicted Rp when active, aggressive play contributes an upward push, and score_delta interacts strongly with current_score — players running ahead of Elo expectation receive a larger positive Rp adjustment. These results support both the prediction claim (context reduces Rp error beyond rating) and the recommendation claim (action labels carry independent signal exploitable at inference).</w:t>
+          </w:r>
+        </w:sdtContent>
+      </w:sdt>
+      <w:r>
+        <w:rPr>
+          <w:rtl w:val="0"/>
+        </w:rPr>
       </w:r>
     </w:p>
     <w:p>
@@ -3275,4 +3405,19 @@
   </a:objectDefaults>
   <a:extraClrSchemeLst/>
 </a:theme>
+</file>
+
+<file path=customXML/item1.xml><?xml version="1.0" encoding="utf-8"?>
+<go:gDocsCustomXmlDataStorage xmlns:go="http://customooxmlschemas.google.com/" xmlns:r="http://schemas.openxmlformats.org/officeDocument/2006/relationships" uri="GoogleDocsCustomDataVersion2">
+  <go:docsCustomData xmlns:go="http://customooxmlschemas.google.com/" roundtripDataSignature="AMtx7mgB8sLtbbsW8T45f5LRagifo1TqLA==">CgMxLjAaJAoBMBIfCh0IB0IZCgVBcmltbxIQQXJpYWwgVW5pY29kZSBNUxokCgExEh8KHQgHQhkKBUFyaW1vEhBBcmlhbCBVbmljb2RlIE1TGiQKATISHwodCAdCGQoFQXJpbW8SEEFyaWFsIFVuaWNvZGUgTVMaJAoBMxIfCh0IB0IZCgVBcmltbxIQQXJpYWwgVW5pY29kZSBNUxokCgE0Eh8KHQgHQhkKBUFyaW1vEhBBcmlhbCBVbmljb2RlIE1TGiQKATUSHwodCAdCGQoFQXJpbW8SEEFyaWFsIFVuaWNvZGUgTVM4AHIhMWpVWFBqOTNVWWs5ekZCa01Ra29iUmxaRVhsVW1iQkVE</go:docsCustomData>
+</go:gDocsCustomXmlDataStorage>
+</file>
+
+<file path=customXML/itemProps1.xml><?xml version="1.0" encoding="utf-8"?>
+<ds:datastoreItem xmlns:ds="http://schemas.openxmlformats.org/officeDocument/2006/customXml" ds:itemID="{11111111-1234-1234-1234-123412341234}">
+  <ds:schemaRefs>
+    <ds:schemaRef ds:uri="http://schemas.openxmlformats.org/officeDocument/2006/relationships"/>
+    <ds:schemaRef ds:uri="http://customooxmlschemas.google.com/"/>
+  </ds:schemaRefs>
+</ds:datastoreItem>
 </file>